--- a/docs/vorlagen/laufzettel-herz-ct-radiologie-dammtor.docx
+++ b/docs/vorlagen/laufzettel-herz-ct-radiologie-dammtor.docx
@@ -492,7 +492,7 @@
           <w:sz w:val="18"/>
           <w:szCs w:val="18"/>
         </w:rPr>
-        <w:t xml:space="preserve"> entscheidend. Bitte befolgen Sie die Hinweise auf diesem Bogen.</w:t>
+        <w:t xml:space="preserve"> entscheidend. Bitte kommen Sie nicht mit dem eigenen Auto: Nach Betablocker und Nitrospray dürfen Sie nicht selbst fahren.</w:t>
       </w:r>
     </w:p>
     <w:p>
